--- a/Course/2 Component 2 - Algorithms and Programming/2.1 Elements of Computational Thinking/2.1.1 Thinking Abstractly/2 Revision Notes (editable).docx
+++ b/Course/2 Component 2 - Algorithms and Programming/2.1 Elements of Computational Thinking/2.1.1 Thinking Abstractly/2 Revision Notes (editable).docx
@@ -7,12 +7,17 @@
         <w:pStyle w:val="Heading1"/>
       </w:pPr>
       <w:r>
+        <w:rPr>
+          <w:b w:val="0"/>
+          <w:i w:val="0"/>
+        </w:rPr>
         <w:t>Revision — 2.1.1 Thinking Abstractly</w:t>
       </w:r>
     </w:p>
     <w:p>
       <w:r>
         <w:rPr>
+          <w:b w:val="0"/>
           <w:i/>
         </w:rPr>
         <w:t>OCR H446 — one-page revision summary</w:t>
@@ -23,6 +28,10 @@
         <w:pStyle w:val="Heading2"/>
       </w:pPr>
       <w:r>
+        <w:rPr>
+          <w:b w:val="0"/>
+          <w:i w:val="0"/>
+        </w:rPr>
         <w:t>Must know</w:t>
       </w:r>
     </w:p>
@@ -33,19 +42,29 @@
       <w:r>
         <w:rPr>
           <w:b/>
+          <w:i w:val="0"/>
         </w:rPr>
         <w:t>Abstraction</w:t>
       </w:r>
       <w:r>
+        <w:rPr>
+          <w:b w:val="0"/>
+          <w:i w:val="0"/>
+        </w:rPr>
         <w:t xml:space="preserve"> = removing or hiding unnecessary detail so only information </w:t>
       </w:r>
       <w:r>
         <w:rPr>
           <w:b/>
+          <w:i w:val="0"/>
         </w:rPr>
         <w:t>relevant to the problem</w:t>
       </w:r>
       <w:r>
+        <w:rPr>
+          <w:b w:val="0"/>
+          <w:i w:val="0"/>
+        </w:rPr>
         <w:t xml:space="preserve"> remains, giving a simpler model.</w:t>
       </w:r>
     </w:p>
@@ -54,52 +73,82 @@
         <w:pStyle w:val="ListBullet"/>
       </w:pPr>
       <w:r>
+        <w:rPr>
+          <w:b w:val="0"/>
+          <w:i w:val="0"/>
+        </w:rPr>
         <w:t xml:space="preserve">Two types: </w:t>
       </w:r>
       <w:r>
         <w:rPr>
           <w:b/>
+          <w:i w:val="0"/>
         </w:rPr>
         <w:t>representational abstraction</w:t>
       </w:r>
       <w:r>
+        <w:rPr>
+          <w:b w:val="0"/>
+          <w:i w:val="0"/>
+        </w:rPr>
         <w:t xml:space="preserve"> (simplify </w:t>
       </w:r>
       <w:r>
         <w:rPr>
+          <w:b w:val="0"/>
           <w:i/>
         </w:rPr>
         <w:t>one specific</w:t>
       </w:r>
       <w:r>
+        <w:rPr>
+          <w:b w:val="0"/>
+          <w:i w:val="0"/>
+        </w:rPr>
         <w:t xml:space="preserve"> thing → a model of that problem, e.g. a road network → a graph of nodes and weighted edges) and </w:t>
       </w:r>
       <w:r>
         <w:rPr>
           <w:b/>
+          <w:i w:val="0"/>
         </w:rPr>
         <w:t>generalisation / categorisation</w:t>
       </w:r>
       <w:r>
+        <w:rPr>
+          <w:b w:val="0"/>
+          <w:i w:val="0"/>
+        </w:rPr>
         <w:t xml:space="preserve"> (group </w:t>
       </w:r>
       <w:r>
         <w:rPr>
+          <w:b w:val="0"/>
           <w:i/>
         </w:rPr>
         <w:t>many</w:t>
       </w:r>
       <w:r>
+        <w:rPr>
+          <w:b w:val="0"/>
+          <w:i w:val="0"/>
+        </w:rPr>
         <w:t xml:space="preserve"> things by shared characteristics → a reusable model, e.g. one </w:t>
       </w:r>
       <w:r>
         <w:rPr>
           <w:rFonts w:ascii="Consolas" w:hAnsi="Consolas"/>
+          <w:b w:val="0"/>
+          <w:i w:val="0"/>
           <w:sz w:val="19"/>
         </w:rPr>
         <w:t>Account</w:t>
       </w:r>
       <w:r>
+        <w:rPr>
+          <w:b w:val="0"/>
+          <w:i w:val="0"/>
+        </w:rPr>
         <w:t xml:space="preserve"> type for savings and current accounts).</w:t>
       </w:r>
     </w:p>
@@ -108,42 +157,66 @@
         <w:pStyle w:val="ListBullet"/>
       </w:pPr>
       <w:r>
+        <w:rPr>
+          <w:b w:val="0"/>
+          <w:i w:val="0"/>
+        </w:rPr>
         <w:t xml:space="preserve">The skill is choosing which detail to </w:t>
       </w:r>
       <w:r>
         <w:rPr>
           <w:b/>
+          <w:i w:val="0"/>
         </w:rPr>
         <w:t>keep</w:t>
       </w:r>
       <w:r>
+        <w:rPr>
+          <w:b w:val="0"/>
+          <w:i w:val="0"/>
+        </w:rPr>
         <w:t xml:space="preserve"> and which to </w:t>
       </w:r>
       <w:r>
         <w:rPr>
           <w:b/>
+          <w:i w:val="0"/>
         </w:rPr>
         <w:t>discard</w:t>
       </w:r>
       <w:r>
+        <w:rPr>
+          <w:b w:val="0"/>
+          <w:i w:val="0"/>
+        </w:rPr>
         <w:t xml:space="preserve">, and </w:t>
       </w:r>
       <w:r>
         <w:rPr>
           <w:b/>
+          <w:i w:val="0"/>
         </w:rPr>
         <w:t>justifying</w:t>
       </w:r>
       <w:r>
+        <w:rPr>
+          <w:b w:val="0"/>
+          <w:i w:val="0"/>
+        </w:rPr>
         <w:t xml:space="preserve"> why the discarded detail is irrelevant </w:t>
       </w:r>
       <w:r>
         <w:rPr>
+          <w:b w:val="0"/>
           <w:i/>
         </w:rPr>
         <w:t>to this problem</w:t>
       </w:r>
       <w:r>
+        <w:rPr>
+          <w:b w:val="0"/>
+          <w:i w:val="0"/>
+        </w:rPr>
         <w:t>.</w:t>
       </w:r>
     </w:p>
@@ -152,6 +225,10 @@
         <w:pStyle w:val="ListBullet"/>
       </w:pPr>
       <w:r>
+        <w:rPr>
+          <w:b w:val="0"/>
+          <w:i w:val="0"/>
+        </w:rPr>
         <w:t>A good model (tube map, weather grid, chess state) keeps only what matters for the task — e.g. a tube map discards true geography but keeps lines, station order and interchanges.</w:t>
       </w:r>
     </w:p>
@@ -162,28 +239,43 @@
       <w:r>
         <w:rPr>
           <w:b/>
+          <w:i w:val="0"/>
         </w:rPr>
         <w:t>Abstraction ≠ decomposition.</w:t>
       </w:r>
       <w:r>
+        <w:rPr>
+          <w:b w:val="0"/>
+          <w:i w:val="0"/>
+        </w:rPr>
         <w:t xml:space="preserve"> Abstraction </w:t>
       </w:r>
       <w:r>
         <w:rPr>
+          <w:b w:val="0"/>
           <w:i/>
         </w:rPr>
         <w:t>removes/hides</w:t>
       </w:r>
       <w:r>
+        <w:rPr>
+          <w:b w:val="0"/>
+          <w:i w:val="0"/>
+        </w:rPr>
         <w:t xml:space="preserve"> detail; decomposition </w:t>
       </w:r>
       <w:r>
         <w:rPr>
+          <w:b w:val="0"/>
           <w:i/>
         </w:rPr>
         <w:t>breaks</w:t>
       </w:r>
       <w:r>
+        <w:rPr>
+          <w:b w:val="0"/>
+          <w:i w:val="0"/>
+        </w:rPr>
         <w:t xml:space="preserve"> a problem into sub-problems. Never blur them.</w:t>
       </w:r>
     </w:p>
@@ -192,15 +284,24 @@
         <w:pStyle w:val="ListBullet"/>
       </w:pPr>
       <w:r>
+        <w:rPr>
+          <w:b w:val="0"/>
+          <w:i w:val="0"/>
+        </w:rPr>
         <w:t xml:space="preserve">Removing irrelevant detail makes a system </w:t>
       </w:r>
       <w:r>
         <w:rPr>
           <w:b/>
+          <w:i w:val="0"/>
         </w:rPr>
         <w:t>simpler, faster to build and easier to maintain</w:t>
       </w:r>
       <w:r>
+        <w:rPr>
+          <w:b w:val="0"/>
+          <w:i w:val="0"/>
+        </w:rPr>
         <w:t xml:space="preserve"> while still solving the problem.</w:t>
       </w:r>
     </w:p>
@@ -209,15 +310,24 @@
         <w:pStyle w:val="ListBullet"/>
       </w:pPr>
       <w:r>
+        <w:rPr>
+          <w:b w:val="0"/>
+          <w:i w:val="0"/>
+        </w:rPr>
         <w:t xml:space="preserve">A generalised model makes a program </w:t>
       </w:r>
       <w:r>
         <w:rPr>
           <w:b/>
+          <w:i w:val="0"/>
         </w:rPr>
         <w:t>easier to extend</w:t>
       </w:r>
       <w:r>
+        <w:rPr>
+          <w:b w:val="0"/>
+          <w:i w:val="0"/>
+        </w:rPr>
         <w:t xml:space="preserve"> — new cases reuse/extend the existing model instead of new code, cutting effort and bugs.</w:t>
       </w:r>
     </w:p>
@@ -226,6 +336,10 @@
         <w:pStyle w:val="Heading2"/>
       </w:pPr>
       <w:r>
+        <w:rPr>
+          <w:b w:val="0"/>
+          <w:i w:val="0"/>
+        </w:rPr>
         <w:t>Key terms</w:t>
       </w:r>
     </w:p>
@@ -254,6 +368,7 @@
             <w:r>
               <w:rPr>
                 <w:b/>
+                <w:i w:val="0"/>
               </w:rPr>
               <w:t>Term</w:t>
             </w:r>
@@ -273,6 +388,7 @@
             <w:r>
               <w:rPr>
                 <w:b/>
+                <w:i w:val="0"/>
               </w:rPr>
               <w:t>Definition</w:t>
             </w:r>
@@ -287,6 +403,10 @@
           <w:p>
             <w:r/>
             <w:r>
+              <w:rPr>
+                <w:b w:val="0"/>
+                <w:i w:val="0"/>
+              </w:rPr>
               <w:t>Abstraction</w:t>
             </w:r>
           </w:p>
@@ -298,6 +418,10 @@
           <w:p>
             <w:r/>
             <w:r>
+              <w:rPr>
+                <w:b w:val="0"/>
+                <w:i w:val="0"/>
+              </w:rPr>
               <w:t>Removing/hiding detail irrelevant to the problem to give a simpler model</w:t>
             </w:r>
           </w:p>
@@ -311,6 +435,10 @@
           <w:p>
             <w:r/>
             <w:r>
+              <w:rPr>
+                <w:b w:val="0"/>
+                <w:i w:val="0"/>
+              </w:rPr>
               <w:t>Representational abstraction</w:t>
             </w:r>
           </w:p>
@@ -322,6 +450,10 @@
           <w:p>
             <w:r/>
             <w:r>
+              <w:rPr>
+                <w:b w:val="0"/>
+                <w:i w:val="0"/>
+              </w:rPr>
               <w:t>Simplifying one specific thing into a model of that problem</w:t>
             </w:r>
           </w:p>
@@ -335,6 +467,10 @@
           <w:p>
             <w:r/>
             <w:r>
+              <w:rPr>
+                <w:b w:val="0"/>
+                <w:i w:val="0"/>
+              </w:rPr>
               <w:t>Generalisation</w:t>
             </w:r>
           </w:p>
@@ -346,6 +482,10 @@
           <w:p>
             <w:r/>
             <w:r>
+              <w:rPr>
+                <w:b w:val="0"/>
+                <w:i w:val="0"/>
+              </w:rPr>
               <w:t>Grouping many things by shared characteristics into a reusable model</w:t>
             </w:r>
           </w:p>
@@ -359,6 +499,10 @@
           <w:p>
             <w:r/>
             <w:r>
+              <w:rPr>
+                <w:b w:val="0"/>
+                <w:i w:val="0"/>
+              </w:rPr>
               <w:t>Model</w:t>
             </w:r>
           </w:p>
@@ -370,6 +514,10 @@
           <w:p>
             <w:r/>
             <w:r>
+              <w:rPr>
+                <w:b w:val="0"/>
+                <w:i w:val="0"/>
+              </w:rPr>
               <w:t>Simplified representation of a real-world thing or system</w:t>
             </w:r>
           </w:p>
@@ -383,6 +531,10 @@
           <w:p>
             <w:r/>
             <w:r>
+              <w:rPr>
+                <w:b w:val="0"/>
+                <w:i w:val="0"/>
+              </w:rPr>
               <w:t>Decomposition</w:t>
             </w:r>
           </w:p>
@@ -394,15 +546,24 @@
           <w:p>
             <w:r/>
             <w:r>
+              <w:rPr>
+                <w:b w:val="0"/>
+                <w:i w:val="0"/>
+              </w:rPr>
               <w:t xml:space="preserve">Breaking a problem into smaller sub-problems (a </w:t>
             </w:r>
             <w:r>
               <w:rPr>
+                <w:b w:val="0"/>
                 <w:i/>
               </w:rPr>
               <w:t>different</w:t>
             </w:r>
             <w:r>
+              <w:rPr>
+                <w:b w:val="0"/>
+                <w:i w:val="0"/>
+              </w:rPr>
               <w:t xml:space="preserve"> skill)</w:t>
             </w:r>
           </w:p>
@@ -416,6 +577,10 @@
           <w:p>
             <w:r/>
             <w:r>
+              <w:rPr>
+                <w:b w:val="0"/>
+                <w:i w:val="0"/>
+              </w:rPr>
               <w:t>Node</w:t>
             </w:r>
           </w:p>
@@ -427,6 +592,10 @@
           <w:p>
             <w:r/>
             <w:r>
+              <w:rPr>
+                <w:b w:val="0"/>
+                <w:i w:val="0"/>
+              </w:rPr>
               <w:t>A point (e.g. junction/place) in a graph abstraction</w:t>
             </w:r>
           </w:p>
@@ -440,6 +609,10 @@
           <w:p>
             <w:r/>
             <w:r>
+              <w:rPr>
+                <w:b w:val="0"/>
+                <w:i w:val="0"/>
+              </w:rPr>
               <w:t>Weighted edge</w:t>
             </w:r>
           </w:p>
@@ -451,6 +624,10 @@
           <w:p>
             <w:r/>
             <w:r>
+              <w:rPr>
+                <w:b w:val="0"/>
+                <w:i w:val="0"/>
+              </w:rPr>
               <w:t>A connection carrying a cost such as distance or time</w:t>
             </w:r>
           </w:p>
@@ -463,11 +640,19 @@
         <w:pStyle w:val="Heading2"/>
       </w:pPr>
       <w:r>
+        <w:rPr>
+          <w:b w:val="0"/>
+          <w:i w:val="0"/>
+        </w:rPr>
         <w:t>Worked example / how to — apply abstraction to a hospital appointments system</w:t>
       </w:r>
     </w:p>
     <w:p>
       <w:r>
+        <w:rPr>
+          <w:b w:val="0"/>
+          <w:i w:val="0"/>
+        </w:rPr>
         <w:t>To model a "patient" for appointment scheduling:</w:t>
       </w:r>
     </w:p>
@@ -478,10 +663,15 @@
       <w:r>
         <w:rPr>
           <w:b/>
+          <w:i w:val="0"/>
         </w:rPr>
         <w:t>Keep:</w:t>
       </w:r>
       <w:r>
+        <w:rPr>
+          <w:b w:val="0"/>
+          <w:i w:val="0"/>
+        </w:rPr>
         <w:t xml:space="preserve"> patient ID/name, date of birth, contact number, GP/clinic, appointment type and duration — each is needed to schedule and contact the patient.</w:t>
       </w:r>
     </w:p>
@@ -492,10 +682,15 @@
       <w:r>
         <w:rPr>
           <w:b/>
+          <w:i w:val="0"/>
         </w:rPr>
         <w:t>Discard:</w:t>
       </w:r>
       <w:r>
+        <w:rPr>
+          <w:b w:val="0"/>
+          <w:i w:val="0"/>
+        </w:rPr>
         <w:t xml:space="preserve"> eye colour, favourite food, home décor.</w:t>
       </w:r>
     </w:p>
@@ -506,10 +701,15 @@
       <w:r>
         <w:rPr>
           <w:b/>
+          <w:i w:val="0"/>
         </w:rPr>
         <w:t>Justify the discard:</w:t>
       </w:r>
       <w:r>
+        <w:rPr>
+          <w:b w:val="0"/>
+          <w:i w:val="0"/>
+        </w:rPr>
         <w:t xml:space="preserve"> none of these affect scheduling or contacting the patient, so including them adds complexity without value.</w:t>
       </w:r>
     </w:p>
@@ -520,10 +720,15 @@
       <w:r>
         <w:rPr>
           <w:b/>
+          <w:i w:val="0"/>
         </w:rPr>
         <w:t>Conclusion:</w:t>
       </w:r>
       <w:r>
+        <w:rPr>
+          <w:b w:val="0"/>
+          <w:i w:val="0"/>
+        </w:rPr>
         <w:t xml:space="preserve"> keeping only relevant detail makes the system simpler, quicker to build and easier to maintain while still solving the appointments problem.</w:t>
       </w:r>
     </w:p>
@@ -532,6 +737,10 @@
         <w:pStyle w:val="Heading2"/>
       </w:pPr>
       <w:r>
+        <w:rPr>
+          <w:b w:val="0"/>
+          <w:i w:val="0"/>
+        </w:rPr>
         <w:t>Exam tips</w:t>
       </w:r>
     </w:p>
@@ -542,37 +751,57 @@
       <w:r>
         <w:rPr>
           <w:b/>
+          <w:i w:val="0"/>
         </w:rPr>
         <w:t>Apply, don't define</w:t>
       </w:r>
       <w:r>
+        <w:rPr>
+          <w:b w:val="0"/>
+          <w:i w:val="0"/>
+        </w:rPr>
         <w:t xml:space="preserve"> — name the scenario's specific data to </w:t>
       </w:r>
       <w:r>
         <w:rPr>
           <w:b/>
+          <w:i w:val="0"/>
         </w:rPr>
         <w:t>keep</w:t>
       </w:r>
       <w:r>
+        <w:rPr>
+          <w:b w:val="0"/>
+          <w:i w:val="0"/>
+        </w:rPr>
         <w:t xml:space="preserve"> and detail to </w:t>
       </w:r>
       <w:r>
         <w:rPr>
           <w:b/>
+          <w:i w:val="0"/>
         </w:rPr>
         <w:t>discard</w:t>
       </w:r>
       <w:r>
+        <w:rPr>
+          <w:b w:val="0"/>
+          <w:i w:val="0"/>
+        </w:rPr>
         <w:t xml:space="preserve">, and </w:t>
       </w:r>
       <w:r>
         <w:rPr>
           <w:b/>
+          <w:i w:val="0"/>
         </w:rPr>
         <w:t>justify</w:t>
       </w:r>
       <w:r>
+        <w:rPr>
+          <w:b w:val="0"/>
+          <w:i w:val="0"/>
+        </w:rPr>
         <w:t xml:space="preserve"> each discard (the justification often carries the mark).</w:t>
       </w:r>
     </w:p>
@@ -581,24 +810,38 @@
         <w:pStyle w:val="ListBullet"/>
       </w:pPr>
       <w:r>
+        <w:rPr>
+          <w:b w:val="0"/>
+          <w:i w:val="0"/>
+        </w:rPr>
         <w:t xml:space="preserve">Distinguish </w:t>
       </w:r>
       <w:r>
         <w:rPr>
           <w:b/>
+          <w:i w:val="0"/>
         </w:rPr>
         <w:t>representational abstraction</w:t>
       </w:r>
       <w:r>
+        <w:rPr>
+          <w:b w:val="0"/>
+          <w:i w:val="0"/>
+        </w:rPr>
         <w:t xml:space="preserve"> vs </w:t>
       </w:r>
       <w:r>
         <w:rPr>
           <w:b/>
+          <w:i w:val="0"/>
         </w:rPr>
         <w:t>generalisation</w:t>
       </w:r>
       <w:r>
+        <w:rPr>
+          <w:b w:val="0"/>
+          <w:i w:val="0"/>
+        </w:rPr>
         <w:t xml:space="preserve"> with a valid example of each.</w:t>
       </w:r>
     </w:p>
@@ -607,24 +850,38 @@
         <w:pStyle w:val="ListBullet"/>
       </w:pPr>
       <w:r>
+        <w:rPr>
+          <w:b w:val="0"/>
+          <w:i w:val="0"/>
+        </w:rPr>
         <w:t xml:space="preserve">Don't confuse </w:t>
       </w:r>
       <w:r>
         <w:rPr>
           <w:b/>
+          <w:i w:val="0"/>
         </w:rPr>
         <w:t>abstraction</w:t>
       </w:r>
       <w:r>
+        <w:rPr>
+          <w:b w:val="0"/>
+          <w:i w:val="0"/>
+        </w:rPr>
         <w:t xml:space="preserve"> (removes detail) with </w:t>
       </w:r>
       <w:r>
         <w:rPr>
           <w:b/>
+          <w:i w:val="0"/>
         </w:rPr>
         <w:t>decomposition</w:t>
       </w:r>
       <w:r>
+        <w:rPr>
+          <w:b w:val="0"/>
+          <w:i w:val="0"/>
+        </w:rPr>
         <w:t xml:space="preserve"> (splits the problem) — a very common trap.</w:t>
       </w:r>
     </w:p>
@@ -633,6 +890,10 @@
         <w:pStyle w:val="ListBullet"/>
       </w:pPr>
       <w:r>
+        <w:rPr>
+          <w:b w:val="0"/>
+          <w:i w:val="0"/>
+        </w:rPr>
         <w:t>Tie your answer back to a benefit: simpler, faster to build, easier to extend/maintain.</w:t>
       </w:r>
     </w:p>
